--- a/ppeecs/build/PPEECS_supplement.docx
+++ b/ppeecs/build/PPEECS_supplement.docx
@@ -146,7 +146,7 @@
         <w:ind w:firstLine="0"/>
       </w:pPr>
       <w:r>
-        <w:t xml:space="preserve">This supplement gives three pieces of detail that support the main paper: how the size of the delayed audit affects the diagnosis, the remediation triage in every real setting and the mapping of the ACS relationship codes across the 2019 redesign.</w:t>
+        <w:t xml:space="preserve">This supplement gives four pieces of detail that support the main paper: how the size of the delayed audit affects the diagnosis, the remediation triage in every real setting, the mapping of the ACS relationship codes across the 2019 redesign and the dashboard through which the pipeline reports its results.</w:t>
       </w:r>
     </w:p>
     <w:p>
@@ -250,14 +250,10 @@
       </w:r>
     </w:p>
     <w:p>
-      <w:r>
-        <w:br w:type="page"/>
-      </w:r>
-    </w:p>
-    <w:p>
       <w:pPr>
         <w:pStyle w:val="PPHeading"/>
         <w:keepNext/>
+        <w:pageBreakBefore/>
       </w:pPr>
       <w:r>
         <w:t xml:space="preserve">S2 Remediation triage by setting</w:t>
@@ -3857,13 +3853,114 @@
       <w:pPr>
         <w:pStyle w:val="PPHeading"/>
         <w:keepNext/>
-      </w:pPr>
-      <w:r>
-        <w:t xml:space="preserve">References</w:t>
+        <w:pageBreakBefore/>
+      </w:pPr>
+      <w:r>
+        <w:t xml:space="preserve">S4 The monitoring dashboard</w:t>
       </w:r>
     </w:p>
     <w:p>
       <w:pPr>
+        <w:pStyle w:val="PPBodyMainText"/>
+        <w:ind w:firstLine="0"/>
+      </w:pPr>
+      <w:r>
+        <w:t xml:space="preserve">Every stage of the pipeline writes its results to one file, which an interactive dashboard presents to the monitoring team. Fig. </w:t>
+      </w:r>
+      <w:r>
+        <w:t xml:space="preserve">S2</w:t>
+      </w:r>
+      <w:r>
+        <w:t xml:space="preserve"> shows two of its views for ACS Income with LR.</w:t>
+      </w:r>
+    </w:p>
+    <w:p>
+      <w:pPr>
+        <w:pStyle w:val="PPFigureTableCaption"/>
+        <w:keepNext/>
+        <w:spacing w:before="100" w:after="40" w:line="240" w:lineRule="auto"/>
+      </w:pPr>
+      <w:r>
+        <w:drawing>
+          <wp:inline distT="0" distB="0" distL="0" distR="0">
+            <wp:extent cx="5328000" cy="6946067"/>
+            <wp:docPr id="2" name="Figure S2" descr="FigS2.png"/>
+            <wp:cNvGraphicFramePr>
+              <a:graphicFrameLocks xmlns:a="http://schemas.openxmlformats.org/drawingml/2006/main" noChangeAspect="1"/>
+            </wp:cNvGraphicFramePr>
+            <a:graphic xmlns:a="http://schemas.openxmlformats.org/drawingml/2006/main">
+              <a:graphicData uri="http://schemas.openxmlformats.org/drawingml/2006/picture">
+                <pic:pic xmlns:pic="http://schemas.openxmlformats.org/drawingml/2006/picture">
+                  <pic:nvPicPr>
+                    <pic:cNvPr id="2" name="FigS2.png"/>
+                    <pic:cNvPicPr/>
+                  </pic:nvPicPr>
+                  <pic:blipFill>
+                    <a:blip r:embed="rIdI2"/>
+                    <a:stretch>
+                      <a:fillRect/>
+                    </a:stretch>
+                  </pic:blipFill>
+                  <pic:spPr>
+                    <a:xfrm>
+                      <a:off x="0" y="0"/>
+                      <a:ext cx="5328000" cy="6946067"/>
+                    </a:xfrm>
+                    <a:prstGeom prst="rect">
+                      <a:avLst/>
+                    </a:prstGeom>
+                  </pic:spPr>
+                </pic:pic>
+              </a:graphicData>
+            </a:graphic>
+          </wp:inline>
+        </w:drawing>
+      </w:r>
+    </w:p>
+    <w:p>
+      <w:pPr>
+        <w:pStyle w:val="PPFigureTableCaption"/>
+        <w:keepLines/>
+        <w:spacing w:after="120"/>
+      </w:pPr>
+      <w:r>
+        <w:rPr>
+          <w:b/>
+        </w:rPr>
+        <w:t xml:space="preserve">Fig. S2</w:t>
+      </w:r>
+      <w:r>
+        <w:t xml:space="preserve"> </w:t>
+      </w:r>
+      <w:r>
+        <w:t xml:space="preserve">The dashboard of the pipeline for ACS Income with LR. (a) The overview: dataset, task and model selectors, the headline results and the five steps of the pipeline, each of which opens a detailed view. (b) The drift type step: for every window, the answer to each question of the decision path in Fig. 2 of the paper (filled circle yes, open circle no, small dot not reached) and the resulting verdict, followed by a summary sentence computed from the results</w:t>
+      </w:r>
+    </w:p>
+    <w:p>
+      <w:pPr>
+        <w:pStyle w:val="PPBodyMainText"/>
+      </w:pPr>
+      <w:r>
+        <w:t xml:space="preserve">Panel (b) is the decision path of Fig. </w:t>
+      </w:r>
+      <w:r>
+        <w:t xml:space="preserve">2</w:t>
+      </w:r>
+      <w:r>
+        <w:t xml:space="preserve"> applied to real windows. CA 2015 passes every label-free test. The audit then finds no significant accuracy drop, so the verdict is no drift. In CA 2016, CA 2018 and CA 2019 the predicted labels do not move, yet the feature tests reject and the shift survives the prior correction, so these windows are covariate shift. The remaining windows answer yes to every label-free question and are also covariate shift. Each view of the dashboard opens with the question it answers and ends with such a summary sentence, so a team can read the diagnosis without reading the code.</w:t>
+      </w:r>
+    </w:p>
+    <w:p>
+      <w:pPr>
+        <w:pStyle w:val="PPHeading"/>
+        <w:keepNext/>
+      </w:pPr>
+      <w:r>
+        <w:t xml:space="preserve">References</w:t>
+      </w:r>
+    </w:p>
+    <w:p>
+      <w:pPr>
         <w:pStyle w:val="PPReferences"/>
       </w:pPr>
       <w:r>
@@ -3872,7 +3969,7 @@
       <w:r>
         <w:t xml:space="preserve">[online] Available at: </w:t>
       </w:r>
-      <w:hyperlink r:id="rIdL3" w:history="1">
+      <w:hyperlink r:id="rIdL4" w:history="1">
         <w:r>
           <w:rPr>
             <w:color w:val="275B9B"/>

--- a/ppeecs/build/PPEECS_supplement.docx
+++ b/ppeecs/build/PPEECS_supplement.docx
@@ -146,7 +146,7 @@
         <w:ind w:firstLine="0"/>
       </w:pPr>
       <w:r>
-        <w:t xml:space="preserve">This supplement gives four pieces of detail that support the main paper: how the size of the delayed audit affects the diagnosis, the remediation triage in every real setting, the mapping of the ACS relationship codes across the 2019 redesign and the dashboard through which the pipeline reports its results.</w:t>
+        <w:t xml:space="preserve">This supplement adds four pieces of detail to the main paper. It shows how the size of the delayed audit affects the diagnosis, reports the remediation triage for every real setting, lists how the relationship codes of the American Community Survey (ACS) were matched across their 2019 redesign and shows the dashboard through which the pipeline reports its results.</w:t>
       </w:r>
     </w:p>
     <w:p>
@@ -170,13 +170,13 @@
         <w:t xml:space="preserve">3.3</w:t>
       </w:r>
       <w:r>
-        <w:t xml:space="preserve"> separates concept drift from label noise with a few hundred late labels. The paper uses 600 labels throughout. Fig. </w:t>
+        <w:t xml:space="preserve"> needs late labels. Labels cost money, so it matters how many are enough. The paper uses 600 labels throughout. Fig. </w:t>
       </w:r>
       <w:r>
         <w:t xml:space="preserve">S1</w:t>
       </w:r>
       <w:r>
-        <w:t xml:space="preserve"> shows how the share of correctly diagnosed windows changes with the number of audit labels on ACS Income design A with logistic regression (LR).</w:t>
+        <w:t xml:space="preserve"> shows how the share of correctly diagnosed windows changes with the size of the audit on ACS Income design A with logistic regression (LR).</w:t>
       </w:r>
     </w:p>
     <w:p>
@@ -246,7 +246,7 @@
         <w:pStyle w:val="PPBodyMainText"/>
       </w:pPr>
       <w:r>
-        <w:t xml:space="preserve">Concept drift is identified in 80% of windows with 200 labels and 95% with 600, while label noise is identified in 79% and 87%. With 1,000 labels neither rate rises much further (96% and 82%), so the 600 labels used in the paper lie where the gain from more labels has largely flattened. The control windows are diagnosed correctly in the same share of cases at every audit size.</w:t>
+        <w:t xml:space="preserve">With 200 labels, concept drift is identified in 80% of windows and label noise in 79%. With 600 labels the two rates reach 95% and 87%. Going on to 1,000 labels adds little (96% and 82%). The 600 labels of the paper therefore sit where more labels stop paying off. The control windows are diagnosed correctly in the same share of cases at every audit size.</w:t>
       </w:r>
     </w:p>
     <w:p>
@@ -271,7 +271,7 @@
         <w:t xml:space="preserve">5.5</w:t>
       </w:r>
       <w:r>
-        <w:t xml:space="preserve"> summarizes how often the triage of Section </w:t>
+        <w:t xml:space="preserve"> of the paper summarizes how often the triage of Section </w:t>
       </w:r>
       <w:r>
         <w:t xml:space="preserve">3.5</w:t>
@@ -283,7 +283,7 @@
         <w:t xml:space="preserve">S1</w:t>
       </w:r>
       <w:r>
-        <w:t xml:space="preserve"> shows the result for every real setting and both model families.</w:t>
+        <w:t xml:space="preserve"> breaks this summary down by real setting and model family, so that the source of each right or wrong verdict can be seen.</w:t>
       </w:r>
     </w:p>
     <w:p>
@@ -312,21 +312,21 @@
         <w:jc w:val="center"/>
         <w:tblLayout w:type="fixed"/>
         <w:tblCellMar>
-          <w:left w:w="45" w:type="dxa"/>
-          <w:right w:w="45" w:type="dxa"/>
+          <w:left w:w="30" w:type="dxa"/>
+          <w:right w:w="30" w:type="dxa"/>
         </w:tblCellMar>
         <w:tblLook w:val="04A0" w:firstRow="1" w:lastRow="0" w:firstColumn="1" w:lastColumn="0" w:noHBand="0" w:noVBand="1"/>
       </w:tblPr>
       <w:tblGrid>
-        <w:gridCol w:w="537"/>
-        <w:gridCol w:w="1946"/>
-        <w:gridCol w:w="300"/>
-        <w:gridCol w:w="324"/>
-        <w:gridCol w:w="564"/>
-        <w:gridCol w:w="546"/>
-        <w:gridCol w:w="733"/>
-        <w:gridCol w:w="847"/>
-        <w:gridCol w:w="599"/>
+        <w:gridCol w:w="523"/>
+        <w:gridCol w:w="2044"/>
+        <w:gridCol w:w="200"/>
+        <w:gridCol w:w="292"/>
+        <w:gridCol w:w="551"/>
+        <w:gridCol w:w="532"/>
+        <w:gridCol w:w="734"/>
+        <w:gridCol w:w="857"/>
+        <w:gridCol w:w="590"/>
       </w:tblGrid>
       <w:tr>
         <w:trPr>
@@ -335,7 +335,7 @@
         </w:trPr>
         <w:tc>
           <w:tcPr>
-            <w:tcW w:w="537" w:type="dxa"/>
+            <w:tcW w:w="523" w:type="dxa"/>
             <w:tcBorders>
               <w:top w:val="single" w:sz="8" w:space="0" w:color="auto"/>
             </w:tcBorders>
@@ -352,7 +352,7 @@
         </w:tc>
         <w:tc>
           <w:tcPr>
-            <w:tcW w:w="1946" w:type="dxa"/>
+            <w:tcW w:w="2044" w:type="dxa"/>
             <w:tcBorders>
               <w:top w:val="single" w:sz="8" w:space="0" w:color="auto"/>
             </w:tcBorders>
@@ -369,7 +369,7 @@
         </w:tc>
         <w:tc>
           <w:tcPr>
-            <w:tcW w:w="300" w:type="dxa"/>
+            <w:tcW w:w="200" w:type="dxa"/>
             <w:tcBorders>
               <w:top w:val="single" w:sz="8" w:space="0" w:color="auto"/>
             </w:tcBorders>
@@ -386,7 +386,7 @@
         </w:tc>
         <w:tc>
           <w:tcPr>
-            <w:tcW w:w="1434" w:type="dxa"/>
+            <w:tcW w:w="1375" w:type="dxa"/>
             <w:gridSpan w:val="3"/>
             <w:tcBorders>
               <w:top w:val="single" w:sz="8" w:space="0" w:color="auto"/>
@@ -408,7 +408,7 @@
         </w:tc>
         <w:tc>
           <w:tcPr>
-            <w:tcW w:w="2179" w:type="dxa"/>
+            <w:tcW w:w="2181" w:type="dxa"/>
             <w:gridSpan w:val="3"/>
             <w:tcBorders>
               <w:top w:val="single" w:sz="8" w:space="0" w:color="auto"/>
@@ -436,7 +436,7 @@
         </w:trPr>
         <w:tc>
           <w:tcPr>
-            <w:tcW w:w="537" w:type="dxa"/>
+            <w:tcW w:w="523" w:type="dxa"/>
             <w:tcBorders/>
             <w:vAlign w:val="center"/>
           </w:tcPr>
@@ -454,7 +454,7 @@
         </w:tc>
         <w:tc>
           <w:tcPr>
-            <w:tcW w:w="1946" w:type="dxa"/>
+            <w:tcW w:w="2044" w:type="dxa"/>
             <w:tcBorders/>
             <w:vAlign w:val="center"/>
           </w:tcPr>
@@ -472,7 +472,7 @@
         </w:tc>
         <w:tc>
           <w:tcPr>
-            <w:tcW w:w="300" w:type="dxa"/>
+            <w:tcW w:w="200" w:type="dxa"/>
             <w:tcBorders/>
             <w:vAlign w:val="center"/>
           </w:tcPr>
@@ -492,7 +492,7 @@
         </w:tc>
         <w:tc>
           <w:tcPr>
-            <w:tcW w:w="324" w:type="dxa"/>
+            <w:tcW w:w="292" w:type="dxa"/>
             <w:tcBorders/>
             <w:vAlign w:val="center"/>
           </w:tcPr>
@@ -510,7 +510,7 @@
         </w:tc>
         <w:tc>
           <w:tcPr>
-            <w:tcW w:w="564" w:type="dxa"/>
+            <w:tcW w:w="551" w:type="dxa"/>
             <w:tcBorders/>
             <w:vAlign w:val="center"/>
           </w:tcPr>
@@ -528,7 +528,7 @@
         </w:tc>
         <w:tc>
           <w:tcPr>
-            <w:tcW w:w="546" w:type="dxa"/>
+            <w:tcW w:w="532" w:type="dxa"/>
             <w:tcBorders/>
             <w:vAlign w:val="center"/>
           </w:tcPr>
@@ -546,7 +546,7 @@
         </w:tc>
         <w:tc>
           <w:tcPr>
-            <w:tcW w:w="733" w:type="dxa"/>
+            <w:tcW w:w="734" w:type="dxa"/>
             <w:tcBorders/>
             <w:vAlign w:val="center"/>
           </w:tcPr>
@@ -564,7 +564,7 @@
         </w:tc>
         <w:tc>
           <w:tcPr>
-            <w:tcW w:w="847" w:type="dxa"/>
+            <w:tcW w:w="857" w:type="dxa"/>
             <w:tcBorders/>
             <w:vAlign w:val="center"/>
           </w:tcPr>
@@ -582,7 +582,7 @@
         </w:tc>
         <w:tc>
           <w:tcPr>
-            <w:tcW w:w="599" w:type="dxa"/>
+            <w:tcW w:w="590" w:type="dxa"/>
             <w:tcBorders/>
             <w:vAlign w:val="center"/>
           </w:tcPr>
@@ -605,7 +605,7 @@
         </w:trPr>
         <w:tc>
           <w:tcPr>
-            <w:tcW w:w="537" w:type="dxa"/>
+            <w:tcW w:w="523" w:type="dxa"/>
             <w:tcBorders>
               <w:top w:val="single" w:sz="4" w:space="0" w:color="auto"/>
             </w:tcBorders>
@@ -625,7 +625,7 @@
         </w:tc>
         <w:tc>
           <w:tcPr>
-            <w:tcW w:w="1946" w:type="dxa"/>
+            <w:tcW w:w="2044" w:type="dxa"/>
             <w:tcBorders>
               <w:top w:val="single" w:sz="4" w:space="0" w:color="auto"/>
             </w:tcBorders>
@@ -645,7 +645,7 @@
         </w:tc>
         <w:tc>
           <w:tcPr>
-            <w:tcW w:w="300" w:type="dxa"/>
+            <w:tcW w:w="200" w:type="dxa"/>
             <w:tcBorders>
               <w:top w:val="single" w:sz="4" w:space="0" w:color="auto"/>
             </w:tcBorders>
@@ -665,7 +665,7 @@
         </w:tc>
         <w:tc>
           <w:tcPr>
-            <w:tcW w:w="324" w:type="dxa"/>
+            <w:tcW w:w="292" w:type="dxa"/>
             <w:tcBorders>
               <w:top w:val="single" w:sz="4" w:space="0" w:color="auto"/>
             </w:tcBorders>
@@ -685,7 +685,7 @@
         </w:tc>
         <w:tc>
           <w:tcPr>
-            <w:tcW w:w="564" w:type="dxa"/>
+            <w:tcW w:w="551" w:type="dxa"/>
             <w:tcBorders>
               <w:top w:val="single" w:sz="4" w:space="0" w:color="auto"/>
             </w:tcBorders>
@@ -705,7 +705,7 @@
         </w:tc>
         <w:tc>
           <w:tcPr>
-            <w:tcW w:w="546" w:type="dxa"/>
+            <w:tcW w:w="532" w:type="dxa"/>
             <w:tcBorders>
               <w:top w:val="single" w:sz="4" w:space="0" w:color="auto"/>
             </w:tcBorders>
@@ -725,7 +725,7 @@
         </w:tc>
         <w:tc>
           <w:tcPr>
-            <w:tcW w:w="733" w:type="dxa"/>
+            <w:tcW w:w="734" w:type="dxa"/>
             <w:tcBorders>
               <w:top w:val="single" w:sz="4" w:space="0" w:color="auto"/>
             </w:tcBorders>
@@ -745,7 +745,7 @@
         </w:tc>
         <w:tc>
           <w:tcPr>
-            <w:tcW w:w="847" w:type="dxa"/>
+            <w:tcW w:w="857" w:type="dxa"/>
             <w:tcBorders>
               <w:top w:val="single" w:sz="4" w:space="0" w:color="auto"/>
             </w:tcBorders>
@@ -765,7 +765,7 @@
         </w:tc>
         <w:tc>
           <w:tcPr>
-            <w:tcW w:w="599" w:type="dxa"/>
+            <w:tcW w:w="590" w:type="dxa"/>
             <w:tcBorders>
               <w:top w:val="single" w:sz="4" w:space="0" w:color="auto"/>
             </w:tcBorders>
@@ -790,22 +790,22 @@
         </w:trPr>
         <w:tc>
           <w:tcPr>
-            <w:tcW w:w="537" w:type="dxa"/>
-            <w:tcBorders/>
-            <w:vAlign w:val="center"/>
-          </w:tcPr>
-          <w:p>
-            <w:pPr>
-              <w:pStyle w:val="PPTableBody"/>
-              <w:keepNext/>
-              <w:spacing w:before="10" w:after="10"/>
-              <w:jc w:val="left"/>
-            </w:pPr>
-          </w:p>
-        </w:tc>
-        <w:tc>
-          <w:tcPr>
-            <w:tcW w:w="1946" w:type="dxa"/>
+            <w:tcW w:w="523" w:type="dxa"/>
+            <w:tcBorders/>
+            <w:vAlign w:val="center"/>
+          </w:tcPr>
+          <w:p>
+            <w:pPr>
+              <w:pStyle w:val="PPTableBody"/>
+              <w:keepNext/>
+              <w:spacing w:before="10" w:after="10"/>
+              <w:jc w:val="left"/>
+            </w:pPr>
+          </w:p>
+        </w:tc>
+        <w:tc>
+          <w:tcPr>
+            <w:tcW w:w="2044" w:type="dxa"/>
             <w:tcBorders/>
             <w:vAlign w:val="center"/>
           </w:tcPr>
@@ -823,7 +823,7 @@
         </w:tc>
         <w:tc>
           <w:tcPr>
-            <w:tcW w:w="300" w:type="dxa"/>
+            <w:tcW w:w="200" w:type="dxa"/>
             <w:tcBorders/>
             <w:vAlign w:val="center"/>
           </w:tcPr>
@@ -841,7 +841,7 @@
         </w:tc>
         <w:tc>
           <w:tcPr>
-            <w:tcW w:w="324" w:type="dxa"/>
+            <w:tcW w:w="292" w:type="dxa"/>
             <w:tcBorders/>
             <w:vAlign w:val="center"/>
           </w:tcPr>
@@ -859,7 +859,7 @@
         </w:tc>
         <w:tc>
           <w:tcPr>
-            <w:tcW w:w="564" w:type="dxa"/>
+            <w:tcW w:w="551" w:type="dxa"/>
             <w:tcBorders/>
             <w:vAlign w:val="center"/>
           </w:tcPr>
@@ -877,7 +877,7 @@
         </w:tc>
         <w:tc>
           <w:tcPr>
-            <w:tcW w:w="546" w:type="dxa"/>
+            <w:tcW w:w="532" w:type="dxa"/>
             <w:tcBorders/>
             <w:vAlign w:val="center"/>
           </w:tcPr>
@@ -895,7 +895,7 @@
         </w:tc>
         <w:tc>
           <w:tcPr>
-            <w:tcW w:w="733" w:type="dxa"/>
+            <w:tcW w:w="734" w:type="dxa"/>
             <w:tcBorders/>
             <w:vAlign w:val="center"/>
           </w:tcPr>
@@ -913,7 +913,7 @@
         </w:tc>
         <w:tc>
           <w:tcPr>
-            <w:tcW w:w="847" w:type="dxa"/>
+            <w:tcW w:w="857" w:type="dxa"/>
             <w:tcBorders/>
             <w:vAlign w:val="center"/>
           </w:tcPr>
@@ -931,7 +931,7 @@
         </w:tc>
         <w:tc>
           <w:tcPr>
-            <w:tcW w:w="599" w:type="dxa"/>
+            <w:tcW w:w="590" w:type="dxa"/>
             <w:tcBorders/>
             <w:vAlign w:val="center"/>
           </w:tcPr>
@@ -954,22 +954,22 @@
         </w:trPr>
         <w:tc>
           <w:tcPr>
-            <w:tcW w:w="537" w:type="dxa"/>
-            <w:tcBorders/>
-            <w:vAlign w:val="center"/>
-          </w:tcPr>
-          <w:p>
-            <w:pPr>
-              <w:pStyle w:val="PPTableBody"/>
-              <w:keepNext/>
-              <w:spacing w:before="10" w:after="10"/>
-              <w:jc w:val="left"/>
-            </w:pPr>
-          </w:p>
-        </w:tc>
-        <w:tc>
-          <w:tcPr>
-            <w:tcW w:w="1946" w:type="dxa"/>
+            <w:tcW w:w="523" w:type="dxa"/>
+            <w:tcBorders/>
+            <w:vAlign w:val="center"/>
+          </w:tcPr>
+          <w:p>
+            <w:pPr>
+              <w:pStyle w:val="PPTableBody"/>
+              <w:keepNext/>
+              <w:spacing w:before="10" w:after="10"/>
+              <w:jc w:val="left"/>
+            </w:pPr>
+          </w:p>
+        </w:tc>
+        <w:tc>
+          <w:tcPr>
+            <w:tcW w:w="2044" w:type="dxa"/>
             <w:tcBorders/>
             <w:vAlign w:val="center"/>
           </w:tcPr>
@@ -987,7 +987,7 @@
         </w:tc>
         <w:tc>
           <w:tcPr>
-            <w:tcW w:w="300" w:type="dxa"/>
+            <w:tcW w:w="200" w:type="dxa"/>
             <w:tcBorders/>
             <w:vAlign w:val="center"/>
           </w:tcPr>
@@ -1005,7 +1005,7 @@
         </w:tc>
         <w:tc>
           <w:tcPr>
-            <w:tcW w:w="324" w:type="dxa"/>
+            <w:tcW w:w="292" w:type="dxa"/>
             <w:tcBorders/>
             <w:vAlign w:val="center"/>
           </w:tcPr>
@@ -1023,7 +1023,7 @@
         </w:tc>
         <w:tc>
           <w:tcPr>
-            <w:tcW w:w="564" w:type="dxa"/>
+            <w:tcW w:w="551" w:type="dxa"/>
             <w:tcBorders/>
             <w:vAlign w:val="center"/>
           </w:tcPr>
@@ -1041,7 +1041,7 @@
         </w:tc>
         <w:tc>
           <w:tcPr>
-            <w:tcW w:w="546" w:type="dxa"/>
+            <w:tcW w:w="532" w:type="dxa"/>
             <w:tcBorders/>
             <w:vAlign w:val="center"/>
           </w:tcPr>
@@ -1059,7 +1059,7 @@
         </w:tc>
         <w:tc>
           <w:tcPr>
-            <w:tcW w:w="733" w:type="dxa"/>
+            <w:tcW w:w="734" w:type="dxa"/>
             <w:tcBorders/>
             <w:vAlign w:val="center"/>
           </w:tcPr>
@@ -1077,7 +1077,7 @@
         </w:tc>
         <w:tc>
           <w:tcPr>
-            <w:tcW w:w="847" w:type="dxa"/>
+            <w:tcW w:w="857" w:type="dxa"/>
             <w:tcBorders/>
             <w:vAlign w:val="center"/>
           </w:tcPr>
@@ -1095,7 +1095,7 @@
         </w:tc>
         <w:tc>
           <w:tcPr>
-            <w:tcW w:w="599" w:type="dxa"/>
+            <w:tcW w:w="590" w:type="dxa"/>
             <w:tcBorders/>
             <w:vAlign w:val="center"/>
           </w:tcPr>
@@ -1118,22 +1118,22 @@
         </w:trPr>
         <w:tc>
           <w:tcPr>
-            <w:tcW w:w="537" w:type="dxa"/>
-            <w:tcBorders/>
-            <w:vAlign w:val="center"/>
-          </w:tcPr>
-          <w:p>
-            <w:pPr>
-              <w:pStyle w:val="PPTableBody"/>
-              <w:keepNext/>
-              <w:spacing w:before="10" w:after="10"/>
-              <w:jc w:val="left"/>
-            </w:pPr>
-          </w:p>
-        </w:tc>
-        <w:tc>
-          <w:tcPr>
-            <w:tcW w:w="1946" w:type="dxa"/>
+            <w:tcW w:w="523" w:type="dxa"/>
+            <w:tcBorders/>
+            <w:vAlign w:val="center"/>
+          </w:tcPr>
+          <w:p>
+            <w:pPr>
+              <w:pStyle w:val="PPTableBody"/>
+              <w:keepNext/>
+              <w:spacing w:before="10" w:after="10"/>
+              <w:jc w:val="left"/>
+            </w:pPr>
+          </w:p>
+        </w:tc>
+        <w:tc>
+          <w:tcPr>
+            <w:tcW w:w="2044" w:type="dxa"/>
             <w:tcBorders/>
             <w:vAlign w:val="center"/>
           </w:tcPr>
@@ -1151,7 +1151,7 @@
         </w:tc>
         <w:tc>
           <w:tcPr>
-            <w:tcW w:w="300" w:type="dxa"/>
+            <w:tcW w:w="200" w:type="dxa"/>
             <w:tcBorders/>
             <w:vAlign w:val="center"/>
           </w:tcPr>
@@ -1169,7 +1169,7 @@
         </w:tc>
         <w:tc>
           <w:tcPr>
-            <w:tcW w:w="324" w:type="dxa"/>
+            <w:tcW w:w="292" w:type="dxa"/>
             <w:tcBorders/>
             <w:vAlign w:val="center"/>
           </w:tcPr>
@@ -1187,7 +1187,7 @@
         </w:tc>
         <w:tc>
           <w:tcPr>
-            <w:tcW w:w="564" w:type="dxa"/>
+            <w:tcW w:w="551" w:type="dxa"/>
             <w:tcBorders/>
             <w:vAlign w:val="center"/>
           </w:tcPr>
@@ -1205,7 +1205,7 @@
         </w:tc>
         <w:tc>
           <w:tcPr>
-            <w:tcW w:w="546" w:type="dxa"/>
+            <w:tcW w:w="532" w:type="dxa"/>
             <w:tcBorders/>
             <w:vAlign w:val="center"/>
           </w:tcPr>
@@ -1223,7 +1223,7 @@
         </w:tc>
         <w:tc>
           <w:tcPr>
-            <w:tcW w:w="733" w:type="dxa"/>
+            <w:tcW w:w="734" w:type="dxa"/>
             <w:tcBorders/>
             <w:vAlign w:val="center"/>
           </w:tcPr>
@@ -1241,7 +1241,7 @@
         </w:tc>
         <w:tc>
           <w:tcPr>
-            <w:tcW w:w="847" w:type="dxa"/>
+            <w:tcW w:w="857" w:type="dxa"/>
             <w:tcBorders/>
             <w:vAlign w:val="center"/>
           </w:tcPr>
@@ -1259,7 +1259,7 @@
         </w:tc>
         <w:tc>
           <w:tcPr>
-            <w:tcW w:w="599" w:type="dxa"/>
+            <w:tcW w:w="590" w:type="dxa"/>
             <w:tcBorders/>
             <w:vAlign w:val="center"/>
           </w:tcPr>
@@ -1282,22 +1282,22 @@
         </w:trPr>
         <w:tc>
           <w:tcPr>
-            <w:tcW w:w="537" w:type="dxa"/>
-            <w:tcBorders/>
-            <w:vAlign w:val="center"/>
-          </w:tcPr>
-          <w:p>
-            <w:pPr>
-              <w:pStyle w:val="PPTableBody"/>
-              <w:keepNext/>
-              <w:spacing w:before="10" w:after="10"/>
-              <w:jc w:val="left"/>
-            </w:pPr>
-          </w:p>
-        </w:tc>
-        <w:tc>
-          <w:tcPr>
-            <w:tcW w:w="1946" w:type="dxa"/>
+            <w:tcW w:w="523" w:type="dxa"/>
+            <w:tcBorders/>
+            <w:vAlign w:val="center"/>
+          </w:tcPr>
+          <w:p>
+            <w:pPr>
+              <w:pStyle w:val="PPTableBody"/>
+              <w:keepNext/>
+              <w:spacing w:before="10" w:after="10"/>
+              <w:jc w:val="left"/>
+            </w:pPr>
+          </w:p>
+        </w:tc>
+        <w:tc>
+          <w:tcPr>
+            <w:tcW w:w="2044" w:type="dxa"/>
             <w:tcBorders/>
             <w:vAlign w:val="center"/>
           </w:tcPr>
@@ -1315,7 +1315,7 @@
         </w:tc>
         <w:tc>
           <w:tcPr>
-            <w:tcW w:w="300" w:type="dxa"/>
+            <w:tcW w:w="200" w:type="dxa"/>
             <w:tcBorders/>
             <w:vAlign w:val="center"/>
           </w:tcPr>
@@ -1333,7 +1333,7 @@
         </w:tc>
         <w:tc>
           <w:tcPr>
-            <w:tcW w:w="324" w:type="dxa"/>
+            <w:tcW w:w="292" w:type="dxa"/>
             <w:tcBorders/>
             <w:vAlign w:val="center"/>
           </w:tcPr>
@@ -1351,7 +1351,7 @@
         </w:tc>
         <w:tc>
           <w:tcPr>
-            <w:tcW w:w="564" w:type="dxa"/>
+            <w:tcW w:w="551" w:type="dxa"/>
             <w:tcBorders/>
             <w:vAlign w:val="center"/>
           </w:tcPr>
@@ -1369,7 +1369,7 @@
         </w:tc>
         <w:tc>
           <w:tcPr>
-            <w:tcW w:w="546" w:type="dxa"/>
+            <w:tcW w:w="532" w:type="dxa"/>
             <w:tcBorders/>
             <w:vAlign w:val="center"/>
           </w:tcPr>
@@ -1387,7 +1387,7 @@
         </w:tc>
         <w:tc>
           <w:tcPr>
-            <w:tcW w:w="733" w:type="dxa"/>
+            <w:tcW w:w="734" w:type="dxa"/>
             <w:tcBorders/>
             <w:vAlign w:val="center"/>
           </w:tcPr>
@@ -1405,7 +1405,7 @@
         </w:tc>
         <w:tc>
           <w:tcPr>
-            <w:tcW w:w="847" w:type="dxa"/>
+            <w:tcW w:w="857" w:type="dxa"/>
             <w:tcBorders/>
             <w:vAlign w:val="center"/>
           </w:tcPr>
@@ -1423,7 +1423,7 @@
         </w:tc>
         <w:tc>
           <w:tcPr>
-            <w:tcW w:w="599" w:type="dxa"/>
+            <w:tcW w:w="590" w:type="dxa"/>
             <w:tcBorders/>
             <w:vAlign w:val="center"/>
           </w:tcPr>
@@ -1446,22 +1446,22 @@
         </w:trPr>
         <w:tc>
           <w:tcPr>
-            <w:tcW w:w="537" w:type="dxa"/>
-            <w:tcBorders/>
-            <w:vAlign w:val="center"/>
-          </w:tcPr>
-          <w:p>
-            <w:pPr>
-              <w:pStyle w:val="PPTableBody"/>
-              <w:keepNext/>
-              <w:spacing w:before="10" w:after="10"/>
-              <w:jc w:val="left"/>
-            </w:pPr>
-          </w:p>
-        </w:tc>
-        <w:tc>
-          <w:tcPr>
-            <w:tcW w:w="1946" w:type="dxa"/>
+            <w:tcW w:w="523" w:type="dxa"/>
+            <w:tcBorders/>
+            <w:vAlign w:val="center"/>
+          </w:tcPr>
+          <w:p>
+            <w:pPr>
+              <w:pStyle w:val="PPTableBody"/>
+              <w:keepNext/>
+              <w:spacing w:before="10" w:after="10"/>
+              <w:jc w:val="left"/>
+            </w:pPr>
+          </w:p>
+        </w:tc>
+        <w:tc>
+          <w:tcPr>
+            <w:tcW w:w="2044" w:type="dxa"/>
             <w:tcBorders/>
             <w:vAlign w:val="center"/>
           </w:tcPr>
@@ -1479,7 +1479,7 @@
         </w:tc>
         <w:tc>
           <w:tcPr>
-            <w:tcW w:w="300" w:type="dxa"/>
+            <w:tcW w:w="200" w:type="dxa"/>
             <w:tcBorders/>
             <w:vAlign w:val="center"/>
           </w:tcPr>
@@ -1497,7 +1497,7 @@
         </w:tc>
         <w:tc>
           <w:tcPr>
-            <w:tcW w:w="324" w:type="dxa"/>
+            <w:tcW w:w="292" w:type="dxa"/>
             <w:tcBorders/>
             <w:vAlign w:val="center"/>
           </w:tcPr>
@@ -1515,7 +1515,7 @@
         </w:tc>
         <w:tc>
           <w:tcPr>
-            <w:tcW w:w="564" w:type="dxa"/>
+            <w:tcW w:w="551" w:type="dxa"/>
             <w:tcBorders/>
             <w:vAlign w:val="center"/>
           </w:tcPr>
@@ -1533,7 +1533,7 @@
         </w:tc>
         <w:tc>
           <w:tcPr>
-            <w:tcW w:w="546" w:type="dxa"/>
+            <w:tcW w:w="532" w:type="dxa"/>
             <w:tcBorders/>
             <w:vAlign w:val="center"/>
           </w:tcPr>
@@ -1551,7 +1551,7 @@
         </w:tc>
         <w:tc>
           <w:tcPr>
-            <w:tcW w:w="733" w:type="dxa"/>
+            <w:tcW w:w="734" w:type="dxa"/>
             <w:tcBorders/>
             <w:vAlign w:val="center"/>
           </w:tcPr>
@@ -1569,7 +1569,7 @@
         </w:tc>
         <w:tc>
           <w:tcPr>
-            <w:tcW w:w="847" w:type="dxa"/>
+            <w:tcW w:w="857" w:type="dxa"/>
             <w:tcBorders/>
             <w:vAlign w:val="center"/>
           </w:tcPr>
@@ -1587,7 +1587,7 @@
         </w:tc>
         <w:tc>
           <w:tcPr>
-            <w:tcW w:w="599" w:type="dxa"/>
+            <w:tcW w:w="590" w:type="dxa"/>
             <w:tcBorders/>
             <w:vAlign w:val="center"/>
           </w:tcPr>
@@ -1610,7 +1610,7 @@
         </w:trPr>
         <w:tc>
           <w:tcPr>
-            <w:tcW w:w="537" w:type="dxa"/>
+            <w:tcW w:w="523" w:type="dxa"/>
             <w:tcBorders>
               <w:top w:val="single" w:sz="4" w:space="0" w:color="auto"/>
             </w:tcBorders>
@@ -1630,7 +1630,7 @@
         </w:tc>
         <w:tc>
           <w:tcPr>
-            <w:tcW w:w="1946" w:type="dxa"/>
+            <w:tcW w:w="2044" w:type="dxa"/>
             <w:tcBorders>
               <w:top w:val="single" w:sz="4" w:space="0" w:color="auto"/>
             </w:tcBorders>
@@ -1650,7 +1650,7 @@
         </w:tc>
         <w:tc>
           <w:tcPr>
-            <w:tcW w:w="300" w:type="dxa"/>
+            <w:tcW w:w="200" w:type="dxa"/>
             <w:tcBorders>
               <w:top w:val="single" w:sz="4" w:space="0" w:color="auto"/>
             </w:tcBorders>
@@ -1670,7 +1670,7 @@
         </w:tc>
         <w:tc>
           <w:tcPr>
-            <w:tcW w:w="324" w:type="dxa"/>
+            <w:tcW w:w="292" w:type="dxa"/>
             <w:tcBorders>
               <w:top w:val="single" w:sz="4" w:space="0" w:color="auto"/>
             </w:tcBorders>
@@ -1690,7 +1690,7 @@
         </w:tc>
         <w:tc>
           <w:tcPr>
-            <w:tcW w:w="564" w:type="dxa"/>
+            <w:tcW w:w="551" w:type="dxa"/>
             <w:tcBorders>
               <w:top w:val="single" w:sz="4" w:space="0" w:color="auto"/>
             </w:tcBorders>
@@ -1710,7 +1710,7 @@
         </w:tc>
         <w:tc>
           <w:tcPr>
-            <w:tcW w:w="546" w:type="dxa"/>
+            <w:tcW w:w="532" w:type="dxa"/>
             <w:tcBorders>
               <w:top w:val="single" w:sz="4" w:space="0" w:color="auto"/>
             </w:tcBorders>
@@ -1730,7 +1730,7 @@
         </w:tc>
         <w:tc>
           <w:tcPr>
-            <w:tcW w:w="733" w:type="dxa"/>
+            <w:tcW w:w="734" w:type="dxa"/>
             <w:tcBorders>
               <w:top w:val="single" w:sz="4" w:space="0" w:color="auto"/>
             </w:tcBorders>
@@ -1750,7 +1750,7 @@
         </w:tc>
         <w:tc>
           <w:tcPr>
-            <w:tcW w:w="847" w:type="dxa"/>
+            <w:tcW w:w="857" w:type="dxa"/>
             <w:tcBorders>
               <w:top w:val="single" w:sz="4" w:space="0" w:color="auto"/>
             </w:tcBorders>
@@ -1770,7 +1770,7 @@
         </w:tc>
         <w:tc>
           <w:tcPr>
-            <w:tcW w:w="599" w:type="dxa"/>
+            <w:tcW w:w="590" w:type="dxa"/>
             <w:tcBorders>
               <w:top w:val="single" w:sz="4" w:space="0" w:color="auto"/>
             </w:tcBorders>
@@ -1795,22 +1795,22 @@
         </w:trPr>
         <w:tc>
           <w:tcPr>
-            <w:tcW w:w="537" w:type="dxa"/>
-            <w:tcBorders/>
-            <w:vAlign w:val="center"/>
-          </w:tcPr>
-          <w:p>
-            <w:pPr>
-              <w:pStyle w:val="PPTableBody"/>
-              <w:keepNext/>
-              <w:spacing w:before="10" w:after="10"/>
-              <w:jc w:val="left"/>
-            </w:pPr>
-          </w:p>
-        </w:tc>
-        <w:tc>
-          <w:tcPr>
-            <w:tcW w:w="1946" w:type="dxa"/>
+            <w:tcW w:w="523" w:type="dxa"/>
+            <w:tcBorders/>
+            <w:vAlign w:val="center"/>
+          </w:tcPr>
+          <w:p>
+            <w:pPr>
+              <w:pStyle w:val="PPTableBody"/>
+              <w:keepNext/>
+              <w:spacing w:before="10" w:after="10"/>
+              <w:jc w:val="left"/>
+            </w:pPr>
+          </w:p>
+        </w:tc>
+        <w:tc>
+          <w:tcPr>
+            <w:tcW w:w="2044" w:type="dxa"/>
             <w:tcBorders/>
             <w:vAlign w:val="center"/>
           </w:tcPr>
@@ -1828,7 +1828,7 @@
         </w:tc>
         <w:tc>
           <w:tcPr>
-            <w:tcW w:w="300" w:type="dxa"/>
+            <w:tcW w:w="200" w:type="dxa"/>
             <w:tcBorders/>
             <w:vAlign w:val="center"/>
           </w:tcPr>
@@ -1846,7 +1846,7 @@
         </w:tc>
         <w:tc>
           <w:tcPr>
-            <w:tcW w:w="324" w:type="dxa"/>
+            <w:tcW w:w="292" w:type="dxa"/>
             <w:tcBorders/>
             <w:vAlign w:val="center"/>
           </w:tcPr>
@@ -1864,7 +1864,7 @@
         </w:tc>
         <w:tc>
           <w:tcPr>
-            <w:tcW w:w="564" w:type="dxa"/>
+            <w:tcW w:w="551" w:type="dxa"/>
             <w:tcBorders/>
             <w:vAlign w:val="center"/>
           </w:tcPr>
@@ -1882,7 +1882,7 @@
         </w:tc>
         <w:tc>
           <w:tcPr>
-            <w:tcW w:w="546" w:type="dxa"/>
+            <w:tcW w:w="532" w:type="dxa"/>
             <w:tcBorders/>
             <w:vAlign w:val="center"/>
           </w:tcPr>
@@ -1900,7 +1900,7 @@
         </w:tc>
         <w:tc>
           <w:tcPr>
-            <w:tcW w:w="733" w:type="dxa"/>
+            <w:tcW w:w="734" w:type="dxa"/>
             <w:tcBorders/>
             <w:vAlign w:val="center"/>
           </w:tcPr>
@@ -1918,7 +1918,7 @@
         </w:tc>
         <w:tc>
           <w:tcPr>
-            <w:tcW w:w="847" w:type="dxa"/>
+            <w:tcW w:w="857" w:type="dxa"/>
             <w:tcBorders/>
             <w:vAlign w:val="center"/>
           </w:tcPr>
@@ -1936,7 +1936,7 @@
         </w:tc>
         <w:tc>
           <w:tcPr>
-            <w:tcW w:w="599" w:type="dxa"/>
+            <w:tcW w:w="590" w:type="dxa"/>
             <w:tcBorders/>
             <w:vAlign w:val="center"/>
           </w:tcPr>
@@ -1959,22 +1959,22 @@
         </w:trPr>
         <w:tc>
           <w:tcPr>
-            <w:tcW w:w="537" w:type="dxa"/>
-            <w:tcBorders/>
-            <w:vAlign w:val="center"/>
-          </w:tcPr>
-          <w:p>
-            <w:pPr>
-              <w:pStyle w:val="PPTableBody"/>
-              <w:keepNext/>
-              <w:spacing w:before="10" w:after="10"/>
-              <w:jc w:val="left"/>
-            </w:pPr>
-          </w:p>
-        </w:tc>
-        <w:tc>
-          <w:tcPr>
-            <w:tcW w:w="1946" w:type="dxa"/>
+            <w:tcW w:w="523" w:type="dxa"/>
+            <w:tcBorders/>
+            <w:vAlign w:val="center"/>
+          </w:tcPr>
+          <w:p>
+            <w:pPr>
+              <w:pStyle w:val="PPTableBody"/>
+              <w:keepNext/>
+              <w:spacing w:before="10" w:after="10"/>
+              <w:jc w:val="left"/>
+            </w:pPr>
+          </w:p>
+        </w:tc>
+        <w:tc>
+          <w:tcPr>
+            <w:tcW w:w="2044" w:type="dxa"/>
             <w:tcBorders/>
             <w:vAlign w:val="center"/>
           </w:tcPr>
@@ -1992,7 +1992,7 @@
         </w:tc>
         <w:tc>
           <w:tcPr>
-            <w:tcW w:w="300" w:type="dxa"/>
+            <w:tcW w:w="200" w:type="dxa"/>
             <w:tcBorders/>
             <w:vAlign w:val="center"/>
           </w:tcPr>
@@ -2010,7 +2010,7 @@
         </w:tc>
         <w:tc>
           <w:tcPr>
-            <w:tcW w:w="324" w:type="dxa"/>
+            <w:tcW w:w="292" w:type="dxa"/>
             <w:tcBorders/>
             <w:vAlign w:val="center"/>
           </w:tcPr>
@@ -2028,7 +2028,7 @@
         </w:tc>
         <w:tc>
           <w:tcPr>
-            <w:tcW w:w="564" w:type="dxa"/>
+            <w:tcW w:w="551" w:type="dxa"/>
             <w:tcBorders/>
             <w:vAlign w:val="center"/>
           </w:tcPr>
@@ -2046,7 +2046,7 @@
         </w:tc>
         <w:tc>
           <w:tcPr>
-            <w:tcW w:w="546" w:type="dxa"/>
+            <w:tcW w:w="532" w:type="dxa"/>
             <w:tcBorders/>
             <w:vAlign w:val="center"/>
           </w:tcPr>
@@ -2064,7 +2064,7 @@
         </w:tc>
         <w:tc>
           <w:tcPr>
-            <w:tcW w:w="733" w:type="dxa"/>
+            <w:tcW w:w="734" w:type="dxa"/>
             <w:tcBorders/>
             <w:vAlign w:val="center"/>
           </w:tcPr>
@@ -2082,7 +2082,7 @@
         </w:tc>
         <w:tc>
           <w:tcPr>
-            <w:tcW w:w="847" w:type="dxa"/>
+            <w:tcW w:w="857" w:type="dxa"/>
             <w:tcBorders/>
             <w:vAlign w:val="center"/>
           </w:tcPr>
@@ -2100,7 +2100,7 @@
         </w:tc>
         <w:tc>
           <w:tcPr>
-            <w:tcW w:w="599" w:type="dxa"/>
+            <w:tcW w:w="590" w:type="dxa"/>
             <w:tcBorders/>
             <w:vAlign w:val="center"/>
           </w:tcPr>
@@ -2123,22 +2123,22 @@
         </w:trPr>
         <w:tc>
           <w:tcPr>
-            <w:tcW w:w="537" w:type="dxa"/>
-            <w:tcBorders/>
-            <w:vAlign w:val="center"/>
-          </w:tcPr>
-          <w:p>
-            <w:pPr>
-              <w:pStyle w:val="PPTableBody"/>
-              <w:keepNext/>
-              <w:spacing w:before="10" w:after="10"/>
-              <w:jc w:val="left"/>
-            </w:pPr>
-          </w:p>
-        </w:tc>
-        <w:tc>
-          <w:tcPr>
-            <w:tcW w:w="1946" w:type="dxa"/>
+            <w:tcW w:w="523" w:type="dxa"/>
+            <w:tcBorders/>
+            <w:vAlign w:val="center"/>
+          </w:tcPr>
+          <w:p>
+            <w:pPr>
+              <w:pStyle w:val="PPTableBody"/>
+              <w:keepNext/>
+              <w:spacing w:before="10" w:after="10"/>
+              <w:jc w:val="left"/>
+            </w:pPr>
+          </w:p>
+        </w:tc>
+        <w:tc>
+          <w:tcPr>
+            <w:tcW w:w="2044" w:type="dxa"/>
             <w:tcBorders/>
             <w:vAlign w:val="center"/>
           </w:tcPr>
@@ -2156,7 +2156,7 @@
         </w:tc>
         <w:tc>
           <w:tcPr>
-            <w:tcW w:w="300" w:type="dxa"/>
+            <w:tcW w:w="200" w:type="dxa"/>
             <w:tcBorders/>
             <w:vAlign w:val="center"/>
           </w:tcPr>
@@ -2174,7 +2174,7 @@
         </w:tc>
         <w:tc>
           <w:tcPr>
-            <w:tcW w:w="324" w:type="dxa"/>
+            <w:tcW w:w="292" w:type="dxa"/>
             <w:tcBorders/>
             <w:vAlign w:val="center"/>
           </w:tcPr>
@@ -2192,7 +2192,7 @@
         </w:tc>
         <w:tc>
           <w:tcPr>
-            <w:tcW w:w="564" w:type="dxa"/>
+            <w:tcW w:w="551" w:type="dxa"/>
             <w:tcBorders/>
             <w:vAlign w:val="center"/>
           </w:tcPr>
@@ -2210,7 +2210,7 @@
         </w:tc>
         <w:tc>
           <w:tcPr>
-            <w:tcW w:w="546" w:type="dxa"/>
+            <w:tcW w:w="532" w:type="dxa"/>
             <w:tcBorders/>
             <w:vAlign w:val="center"/>
           </w:tcPr>
@@ -2228,7 +2228,7 @@
         </w:tc>
         <w:tc>
           <w:tcPr>
-            <w:tcW w:w="733" w:type="dxa"/>
+            <w:tcW w:w="734" w:type="dxa"/>
             <w:tcBorders/>
             <w:vAlign w:val="center"/>
           </w:tcPr>
@@ -2246,7 +2246,7 @@
         </w:tc>
         <w:tc>
           <w:tcPr>
-            <w:tcW w:w="847" w:type="dxa"/>
+            <w:tcW w:w="857" w:type="dxa"/>
             <w:tcBorders/>
             <w:vAlign w:val="center"/>
           </w:tcPr>
@@ -2264,7 +2264,7 @@
         </w:tc>
         <w:tc>
           <w:tcPr>
-            <w:tcW w:w="599" w:type="dxa"/>
+            <w:tcW w:w="590" w:type="dxa"/>
             <w:tcBorders/>
             <w:vAlign w:val="center"/>
           </w:tcPr>
@@ -2287,22 +2287,22 @@
         </w:trPr>
         <w:tc>
           <w:tcPr>
-            <w:tcW w:w="537" w:type="dxa"/>
-            <w:tcBorders/>
-            <w:vAlign w:val="center"/>
-          </w:tcPr>
-          <w:p>
-            <w:pPr>
-              <w:pStyle w:val="PPTableBody"/>
-              <w:keepNext/>
-              <w:spacing w:before="10" w:after="10"/>
-              <w:jc w:val="left"/>
-            </w:pPr>
-          </w:p>
-        </w:tc>
-        <w:tc>
-          <w:tcPr>
-            <w:tcW w:w="1946" w:type="dxa"/>
+            <w:tcW w:w="523" w:type="dxa"/>
+            <w:tcBorders/>
+            <w:vAlign w:val="center"/>
+          </w:tcPr>
+          <w:p>
+            <w:pPr>
+              <w:pStyle w:val="PPTableBody"/>
+              <w:keepNext/>
+              <w:spacing w:before="10" w:after="10"/>
+              <w:jc w:val="left"/>
+            </w:pPr>
+          </w:p>
+        </w:tc>
+        <w:tc>
+          <w:tcPr>
+            <w:tcW w:w="2044" w:type="dxa"/>
             <w:tcBorders/>
             <w:vAlign w:val="center"/>
           </w:tcPr>
@@ -2320,7 +2320,7 @@
         </w:tc>
         <w:tc>
           <w:tcPr>
-            <w:tcW w:w="300" w:type="dxa"/>
+            <w:tcW w:w="200" w:type="dxa"/>
             <w:tcBorders/>
             <w:vAlign w:val="center"/>
           </w:tcPr>
@@ -2338,7 +2338,7 @@
         </w:tc>
         <w:tc>
           <w:tcPr>
-            <w:tcW w:w="324" w:type="dxa"/>
+            <w:tcW w:w="292" w:type="dxa"/>
             <w:tcBorders/>
             <w:vAlign w:val="center"/>
           </w:tcPr>
@@ -2356,7 +2356,7 @@
         </w:tc>
         <w:tc>
           <w:tcPr>
-            <w:tcW w:w="564" w:type="dxa"/>
+            <w:tcW w:w="551" w:type="dxa"/>
             <w:tcBorders/>
             <w:vAlign w:val="center"/>
           </w:tcPr>
@@ -2374,7 +2374,7 @@
         </w:tc>
         <w:tc>
           <w:tcPr>
-            <w:tcW w:w="546" w:type="dxa"/>
+            <w:tcW w:w="532" w:type="dxa"/>
             <w:tcBorders/>
             <w:vAlign w:val="center"/>
           </w:tcPr>
@@ -2392,7 +2392,7 @@
         </w:tc>
         <w:tc>
           <w:tcPr>
-            <w:tcW w:w="733" w:type="dxa"/>
+            <w:tcW w:w="734" w:type="dxa"/>
             <w:tcBorders/>
             <w:vAlign w:val="center"/>
           </w:tcPr>
@@ -2410,7 +2410,7 @@
         </w:tc>
         <w:tc>
           <w:tcPr>
-            <w:tcW w:w="847" w:type="dxa"/>
+            <w:tcW w:w="857" w:type="dxa"/>
             <w:tcBorders/>
             <w:vAlign w:val="center"/>
           </w:tcPr>
@@ -2428,7 +2428,7 @@
         </w:tc>
         <w:tc>
           <w:tcPr>
-            <w:tcW w:w="599" w:type="dxa"/>
+            <w:tcW w:w="590" w:type="dxa"/>
             <w:tcBorders/>
             <w:vAlign w:val="center"/>
           </w:tcPr>
@@ -2451,7 +2451,7 @@
         </w:trPr>
         <w:tc>
           <w:tcPr>
-            <w:tcW w:w="537" w:type="dxa"/>
+            <w:tcW w:w="523" w:type="dxa"/>
             <w:tcBorders>
               <w:bottom w:val="single" w:sz="8" w:space="0" w:color="auto"/>
             </w:tcBorders>
@@ -2467,7 +2467,7 @@
         </w:tc>
         <w:tc>
           <w:tcPr>
-            <w:tcW w:w="1946" w:type="dxa"/>
+            <w:tcW w:w="2044" w:type="dxa"/>
             <w:tcBorders>
               <w:bottom w:val="single" w:sz="8" w:space="0" w:color="auto"/>
             </w:tcBorders>
@@ -2486,7 +2486,7 @@
         </w:tc>
         <w:tc>
           <w:tcPr>
-            <w:tcW w:w="300" w:type="dxa"/>
+            <w:tcW w:w="200" w:type="dxa"/>
             <w:tcBorders>
               <w:bottom w:val="single" w:sz="8" w:space="0" w:color="auto"/>
             </w:tcBorders>
@@ -2505,7 +2505,7 @@
         </w:tc>
         <w:tc>
           <w:tcPr>
-            <w:tcW w:w="324" w:type="dxa"/>
+            <w:tcW w:w="292" w:type="dxa"/>
             <w:tcBorders>
               <w:bottom w:val="single" w:sz="8" w:space="0" w:color="auto"/>
             </w:tcBorders>
@@ -2524,7 +2524,7 @@
         </w:tc>
         <w:tc>
           <w:tcPr>
-            <w:tcW w:w="564" w:type="dxa"/>
+            <w:tcW w:w="551" w:type="dxa"/>
             <w:tcBorders>
               <w:bottom w:val="single" w:sz="8" w:space="0" w:color="auto"/>
             </w:tcBorders>
@@ -2543,7 +2543,7 @@
         </w:tc>
         <w:tc>
           <w:tcPr>
-            <w:tcW w:w="546" w:type="dxa"/>
+            <w:tcW w:w="532" w:type="dxa"/>
             <w:tcBorders>
               <w:bottom w:val="single" w:sz="8" w:space="0" w:color="auto"/>
             </w:tcBorders>
@@ -2562,7 +2562,7 @@
         </w:tc>
         <w:tc>
           <w:tcPr>
-            <w:tcW w:w="733" w:type="dxa"/>
+            <w:tcW w:w="734" w:type="dxa"/>
             <w:tcBorders>
               <w:bottom w:val="single" w:sz="8" w:space="0" w:color="auto"/>
             </w:tcBorders>
@@ -2581,7 +2581,7 @@
         </w:tc>
         <w:tc>
           <w:tcPr>
-            <w:tcW w:w="847" w:type="dxa"/>
+            <w:tcW w:w="857" w:type="dxa"/>
             <w:tcBorders>
               <w:bottom w:val="single" w:sz="8" w:space="0" w:color="auto"/>
             </w:tcBorders>
@@ -2600,7 +2600,7 @@
         </w:tc>
         <w:tc>
           <w:tcPr>
-            <w:tcW w:w="599" w:type="dxa"/>
+            <w:tcW w:w="590" w:type="dxa"/>
             <w:tcBorders>
               <w:bottom w:val="single" w:sz="8" w:space="0" w:color="auto"/>
             </w:tcBorders>
@@ -2629,7 +2629,7 @@
         <w:pStyle w:val="PPBodyMainText"/>
       </w:pPr>
       <w:r>
-        <w:t xml:space="preserve">The pattern behind the summary in the paper is visible here. Wherever an earlier labeled window exists, retraining on it helps in almost every temporal window and the triage escalates accordingly. The geographic windows of the census tasks have no earlier window. Importance weighting rarely helps there. The triage advises against retraining in most of them. The remaining wrong verdicts fall mostly on CLEAR-10 with LR and on the geographic ACS Employment windows.</w:t>
+        <w:t xml:space="preserve">Where an earlier labeled window exists, retraining on it helps in almost every temporal window. The triage escalates in those windows. The geographic windows of the census tasks have no earlier window. There, importance weighting rarely helps and the triage mostly advises against a retrain. Most of the remaining wrong verdicts come from CLEAR-10 with LR and from the geographic windows of ACS Employment.</w:t>
       </w:r>
     </w:p>
     <w:p>
@@ -2647,19 +2647,19 @@
         <w:ind w:firstLine="0"/>
       </w:pPr>
       <w:r>
-        <w:t xml:space="preserve">From 2019 the Census Bureau replaced the relationship variable RELP with RELSHIPP, which splits spouses and partners by sex </w:t>
+        <w:t xml:space="preserve">The ACS windows run from 2014 to 2023, but one of their features changed its coding halfway through. From 2019 the Census Bureau replaced the relationship variable RELP with RELSHIPP, whose codes split spouses and partners by sex </w:t>
       </w:r>
       <w:r>
         <w:t xml:space="preserve">[1]</w:t>
       </w:r>
       <w:r>
-        <w:t xml:space="preserve">. To compare windows before and after 2019, the RELSHIPP codes are mapped back to RELP by matching the code labels of the 2018 and 2019 data dictionaries. Table </w:t>
+        <w:t xml:space="preserve">. To compare windows before and after 2019, we map the RELSHIPP codes back to RELP by matching the code labels of the 2018 and 2019 data dictionaries. Table </w:t>
       </w:r>
       <w:r>
         <w:t xml:space="preserve">S2</w:t>
       </w:r>
       <w:r>
-        <w:t xml:space="preserve"> lists the mapping that the code applies.</w:t>
+        <w:t xml:space="preserve"> lists the mapping as the code applies it.</w:t>
       </w:r>
     </w:p>
     <w:p>
@@ -2688,15 +2688,15 @@
         <w:jc w:val="center"/>
         <w:tblLayout w:type="fixed"/>
         <w:tblCellMar>
-          <w:left w:w="45" w:type="dxa"/>
-          <w:right w:w="45" w:type="dxa"/>
+          <w:left w:w="30" w:type="dxa"/>
+          <w:right w:w="30" w:type="dxa"/>
         </w:tblCellMar>
         <w:tblLook w:val="04A0" w:firstRow="1" w:lastRow="0" w:firstColumn="1" w:lastColumn="0" w:noHBand="0" w:noVBand="1"/>
       </w:tblPr>
       <w:tblGrid>
-        <w:gridCol w:w="511"/>
-        <w:gridCol w:w="3119"/>
-        <w:gridCol w:w="1923"/>
+        <w:gridCol w:w="494"/>
+        <w:gridCol w:w="3311"/>
+        <w:gridCol w:w="2019"/>
       </w:tblGrid>
       <w:tr>
         <w:trPr>
@@ -2705,7 +2705,7 @@
         </w:trPr>
         <w:tc>
           <w:tcPr>
-            <w:tcW w:w="511" w:type="dxa"/>
+            <w:tcW w:w="494" w:type="dxa"/>
             <w:tcBorders>
               <w:top w:val="single" w:sz="8" w:space="0" w:color="auto"/>
             </w:tcBorders>
@@ -2725,7 +2725,7 @@
         </w:tc>
         <w:tc>
           <w:tcPr>
-            <w:tcW w:w="3119" w:type="dxa"/>
+            <w:tcW w:w="3311" w:type="dxa"/>
             <w:tcBorders>
               <w:top w:val="single" w:sz="8" w:space="0" w:color="auto"/>
             </w:tcBorders>
@@ -2745,7 +2745,7 @@
         </w:tc>
         <w:tc>
           <w:tcPr>
-            <w:tcW w:w="1923" w:type="dxa"/>
+            <w:tcW w:w="2019" w:type="dxa"/>
             <w:tcBorders>
               <w:top w:val="single" w:sz="8" w:space="0" w:color="auto"/>
             </w:tcBorders>
@@ -2770,7 +2770,7 @@
         </w:trPr>
         <w:tc>
           <w:tcPr>
-            <w:tcW w:w="511" w:type="dxa"/>
+            <w:tcW w:w="494" w:type="dxa"/>
             <w:tcBorders>
               <w:top w:val="single" w:sz="4" w:space="0" w:color="auto"/>
             </w:tcBorders>
@@ -2790,7 +2790,7 @@
         </w:tc>
         <w:tc>
           <w:tcPr>
-            <w:tcW w:w="3119" w:type="dxa"/>
+            <w:tcW w:w="3311" w:type="dxa"/>
             <w:tcBorders>
               <w:top w:val="single" w:sz="4" w:space="0" w:color="auto"/>
             </w:tcBorders>
@@ -2810,7 +2810,7 @@
         </w:tc>
         <w:tc>
           <w:tcPr>
-            <w:tcW w:w="1923" w:type="dxa"/>
+            <w:tcW w:w="2019" w:type="dxa"/>
             <w:tcBorders>
               <w:top w:val="single" w:sz="4" w:space="0" w:color="auto"/>
             </w:tcBorders>
@@ -2835,7 +2835,7 @@
         </w:trPr>
         <w:tc>
           <w:tcPr>
-            <w:tcW w:w="511" w:type="dxa"/>
+            <w:tcW w:w="494" w:type="dxa"/>
             <w:tcBorders/>
             <w:vAlign w:val="center"/>
           </w:tcPr>
@@ -2853,7 +2853,7 @@
         </w:tc>
         <w:tc>
           <w:tcPr>
-            <w:tcW w:w="3119" w:type="dxa"/>
+            <w:tcW w:w="3311" w:type="dxa"/>
             <w:tcBorders/>
             <w:vAlign w:val="center"/>
           </w:tcPr>
@@ -2871,7 +2871,7 @@
         </w:tc>
         <w:tc>
           <w:tcPr>
-            <w:tcW w:w="1923" w:type="dxa"/>
+            <w:tcW w:w="2019" w:type="dxa"/>
             <w:tcBorders/>
             <w:vAlign w:val="center"/>
           </w:tcPr>
@@ -2894,7 +2894,7 @@
         </w:trPr>
         <w:tc>
           <w:tcPr>
-            <w:tcW w:w="511" w:type="dxa"/>
+            <w:tcW w:w="494" w:type="dxa"/>
             <w:tcBorders/>
             <w:vAlign w:val="center"/>
           </w:tcPr>
@@ -2912,7 +2912,7 @@
         </w:tc>
         <w:tc>
           <w:tcPr>
-            <w:tcW w:w="3119" w:type="dxa"/>
+            <w:tcW w:w="3311" w:type="dxa"/>
             <w:tcBorders/>
             <w:vAlign w:val="center"/>
           </w:tcPr>
@@ -2930,7 +2930,7 @@
         </w:tc>
         <w:tc>
           <w:tcPr>
-            <w:tcW w:w="1923" w:type="dxa"/>
+            <w:tcW w:w="2019" w:type="dxa"/>
             <w:tcBorders/>
             <w:vAlign w:val="center"/>
           </w:tcPr>
@@ -2953,7 +2953,7 @@
         </w:trPr>
         <w:tc>
           <w:tcPr>
-            <w:tcW w:w="511" w:type="dxa"/>
+            <w:tcW w:w="494" w:type="dxa"/>
             <w:tcBorders/>
             <w:vAlign w:val="center"/>
           </w:tcPr>
@@ -2971,7 +2971,7 @@
         </w:tc>
         <w:tc>
           <w:tcPr>
-            <w:tcW w:w="3119" w:type="dxa"/>
+            <w:tcW w:w="3311" w:type="dxa"/>
             <w:tcBorders/>
             <w:vAlign w:val="center"/>
           </w:tcPr>
@@ -2989,7 +2989,7 @@
         </w:tc>
         <w:tc>
           <w:tcPr>
-            <w:tcW w:w="1923" w:type="dxa"/>
+            <w:tcW w:w="2019" w:type="dxa"/>
             <w:tcBorders/>
             <w:vAlign w:val="center"/>
           </w:tcPr>
@@ -3012,7 +3012,7 @@
         </w:trPr>
         <w:tc>
           <w:tcPr>
-            <w:tcW w:w="511" w:type="dxa"/>
+            <w:tcW w:w="494" w:type="dxa"/>
             <w:tcBorders/>
             <w:vAlign w:val="center"/>
           </w:tcPr>
@@ -3030,7 +3030,7 @@
         </w:tc>
         <w:tc>
           <w:tcPr>
-            <w:tcW w:w="3119" w:type="dxa"/>
+            <w:tcW w:w="3311" w:type="dxa"/>
             <w:tcBorders/>
             <w:vAlign w:val="center"/>
           </w:tcPr>
@@ -3048,7 +3048,7 @@
         </w:tc>
         <w:tc>
           <w:tcPr>
-            <w:tcW w:w="1923" w:type="dxa"/>
+            <w:tcW w:w="2019" w:type="dxa"/>
             <w:tcBorders/>
             <w:vAlign w:val="center"/>
           </w:tcPr>
@@ -3071,7 +3071,7 @@
         </w:trPr>
         <w:tc>
           <w:tcPr>
-            <w:tcW w:w="511" w:type="dxa"/>
+            <w:tcW w:w="494" w:type="dxa"/>
             <w:tcBorders/>
             <w:vAlign w:val="center"/>
           </w:tcPr>
@@ -3089,7 +3089,7 @@
         </w:tc>
         <w:tc>
           <w:tcPr>
-            <w:tcW w:w="3119" w:type="dxa"/>
+            <w:tcW w:w="3311" w:type="dxa"/>
             <w:tcBorders/>
             <w:vAlign w:val="center"/>
           </w:tcPr>
@@ -3107,7 +3107,7 @@
         </w:tc>
         <w:tc>
           <w:tcPr>
-            <w:tcW w:w="1923" w:type="dxa"/>
+            <w:tcW w:w="2019" w:type="dxa"/>
             <w:tcBorders/>
             <w:vAlign w:val="center"/>
           </w:tcPr>
@@ -3130,7 +3130,7 @@
         </w:trPr>
         <w:tc>
           <w:tcPr>
-            <w:tcW w:w="511" w:type="dxa"/>
+            <w:tcW w:w="494" w:type="dxa"/>
             <w:tcBorders/>
             <w:vAlign w:val="center"/>
           </w:tcPr>
@@ -3148,7 +3148,7 @@
         </w:tc>
         <w:tc>
           <w:tcPr>
-            <w:tcW w:w="3119" w:type="dxa"/>
+            <w:tcW w:w="3311" w:type="dxa"/>
             <w:tcBorders/>
             <w:vAlign w:val="center"/>
           </w:tcPr>
@@ -3166,7 +3166,7 @@
         </w:tc>
         <w:tc>
           <w:tcPr>
-            <w:tcW w:w="1923" w:type="dxa"/>
+            <w:tcW w:w="2019" w:type="dxa"/>
             <w:tcBorders/>
             <w:vAlign w:val="center"/>
           </w:tcPr>
@@ -3189,7 +3189,7 @@
         </w:trPr>
         <w:tc>
           <w:tcPr>
-            <w:tcW w:w="511" w:type="dxa"/>
+            <w:tcW w:w="494" w:type="dxa"/>
             <w:tcBorders/>
             <w:vAlign w:val="center"/>
           </w:tcPr>
@@ -3207,7 +3207,7 @@
         </w:tc>
         <w:tc>
           <w:tcPr>
-            <w:tcW w:w="3119" w:type="dxa"/>
+            <w:tcW w:w="3311" w:type="dxa"/>
             <w:tcBorders/>
             <w:vAlign w:val="center"/>
           </w:tcPr>
@@ -3225,7 +3225,7 @@
         </w:tc>
         <w:tc>
           <w:tcPr>
-            <w:tcW w:w="1923" w:type="dxa"/>
+            <w:tcW w:w="2019" w:type="dxa"/>
             <w:tcBorders/>
             <w:vAlign w:val="center"/>
           </w:tcPr>
@@ -3248,7 +3248,7 @@
         </w:trPr>
         <w:tc>
           <w:tcPr>
-            <w:tcW w:w="511" w:type="dxa"/>
+            <w:tcW w:w="494" w:type="dxa"/>
             <w:tcBorders/>
             <w:vAlign w:val="center"/>
           </w:tcPr>
@@ -3266,7 +3266,7 @@
         </w:tc>
         <w:tc>
           <w:tcPr>
-            <w:tcW w:w="3119" w:type="dxa"/>
+            <w:tcW w:w="3311" w:type="dxa"/>
             <w:tcBorders/>
             <w:vAlign w:val="center"/>
           </w:tcPr>
@@ -3284,7 +3284,7 @@
         </w:tc>
         <w:tc>
           <w:tcPr>
-            <w:tcW w:w="1923" w:type="dxa"/>
+            <w:tcW w:w="2019" w:type="dxa"/>
             <w:tcBorders/>
             <w:vAlign w:val="center"/>
           </w:tcPr>
@@ -3307,7 +3307,7 @@
         </w:trPr>
         <w:tc>
           <w:tcPr>
-            <w:tcW w:w="511" w:type="dxa"/>
+            <w:tcW w:w="494" w:type="dxa"/>
             <w:tcBorders/>
             <w:vAlign w:val="center"/>
           </w:tcPr>
@@ -3325,7 +3325,7 @@
         </w:tc>
         <w:tc>
           <w:tcPr>
-            <w:tcW w:w="3119" w:type="dxa"/>
+            <w:tcW w:w="3311" w:type="dxa"/>
             <w:tcBorders/>
             <w:vAlign w:val="center"/>
           </w:tcPr>
@@ -3343,7 +3343,7 @@
         </w:tc>
         <w:tc>
           <w:tcPr>
-            <w:tcW w:w="1923" w:type="dxa"/>
+            <w:tcW w:w="2019" w:type="dxa"/>
             <w:tcBorders/>
             <w:vAlign w:val="center"/>
           </w:tcPr>
@@ -3366,7 +3366,7 @@
         </w:trPr>
         <w:tc>
           <w:tcPr>
-            <w:tcW w:w="511" w:type="dxa"/>
+            <w:tcW w:w="494" w:type="dxa"/>
             <w:tcBorders/>
             <w:vAlign w:val="center"/>
           </w:tcPr>
@@ -3384,7 +3384,7 @@
         </w:tc>
         <w:tc>
           <w:tcPr>
-            <w:tcW w:w="3119" w:type="dxa"/>
+            <w:tcW w:w="3311" w:type="dxa"/>
             <w:tcBorders/>
             <w:vAlign w:val="center"/>
           </w:tcPr>
@@ -3402,7 +3402,7 @@
         </w:tc>
         <w:tc>
           <w:tcPr>
-            <w:tcW w:w="1923" w:type="dxa"/>
+            <w:tcW w:w="2019" w:type="dxa"/>
             <w:tcBorders/>
             <w:vAlign w:val="center"/>
           </w:tcPr>
@@ -3425,7 +3425,7 @@
         </w:trPr>
         <w:tc>
           <w:tcPr>
-            <w:tcW w:w="511" w:type="dxa"/>
+            <w:tcW w:w="494" w:type="dxa"/>
             <w:tcBorders/>
             <w:vAlign w:val="center"/>
           </w:tcPr>
@@ -3443,7 +3443,7 @@
         </w:tc>
         <w:tc>
           <w:tcPr>
-            <w:tcW w:w="3119" w:type="dxa"/>
+            <w:tcW w:w="3311" w:type="dxa"/>
             <w:tcBorders/>
             <w:vAlign w:val="center"/>
           </w:tcPr>
@@ -3461,7 +3461,7 @@
         </w:tc>
         <w:tc>
           <w:tcPr>
-            <w:tcW w:w="1923" w:type="dxa"/>
+            <w:tcW w:w="2019" w:type="dxa"/>
             <w:tcBorders/>
             <w:vAlign w:val="center"/>
           </w:tcPr>
@@ -3484,7 +3484,7 @@
         </w:trPr>
         <w:tc>
           <w:tcPr>
-            <w:tcW w:w="511" w:type="dxa"/>
+            <w:tcW w:w="494" w:type="dxa"/>
             <w:tcBorders/>
             <w:vAlign w:val="center"/>
           </w:tcPr>
@@ -3502,7 +3502,7 @@
         </w:tc>
         <w:tc>
           <w:tcPr>
-            <w:tcW w:w="3119" w:type="dxa"/>
+            <w:tcW w:w="3311" w:type="dxa"/>
             <w:tcBorders/>
             <w:vAlign w:val="center"/>
           </w:tcPr>
@@ -3520,7 +3520,7 @@
         </w:tc>
         <w:tc>
           <w:tcPr>
-            <w:tcW w:w="1923" w:type="dxa"/>
+            <w:tcW w:w="2019" w:type="dxa"/>
             <w:tcBorders/>
             <w:vAlign w:val="center"/>
           </w:tcPr>
@@ -3543,7 +3543,7 @@
         </w:trPr>
         <w:tc>
           <w:tcPr>
-            <w:tcW w:w="511" w:type="dxa"/>
+            <w:tcW w:w="494" w:type="dxa"/>
             <w:tcBorders/>
             <w:vAlign w:val="center"/>
           </w:tcPr>
@@ -3561,7 +3561,7 @@
         </w:tc>
         <w:tc>
           <w:tcPr>
-            <w:tcW w:w="3119" w:type="dxa"/>
+            <w:tcW w:w="3311" w:type="dxa"/>
             <w:tcBorders/>
             <w:vAlign w:val="center"/>
           </w:tcPr>
@@ -3579,7 +3579,7 @@
         </w:tc>
         <w:tc>
           <w:tcPr>
-            <w:tcW w:w="1923" w:type="dxa"/>
+            <w:tcW w:w="2019" w:type="dxa"/>
             <w:tcBorders/>
             <w:vAlign w:val="center"/>
           </w:tcPr>
@@ -3602,7 +3602,7 @@
         </w:trPr>
         <w:tc>
           <w:tcPr>
-            <w:tcW w:w="511" w:type="dxa"/>
+            <w:tcW w:w="494" w:type="dxa"/>
             <w:tcBorders/>
             <w:vAlign w:val="center"/>
           </w:tcPr>
@@ -3620,7 +3620,7 @@
         </w:tc>
         <w:tc>
           <w:tcPr>
-            <w:tcW w:w="3119" w:type="dxa"/>
+            <w:tcW w:w="3311" w:type="dxa"/>
             <w:tcBorders/>
             <w:vAlign w:val="center"/>
           </w:tcPr>
@@ -3638,7 +3638,7 @@
         </w:tc>
         <w:tc>
           <w:tcPr>
-            <w:tcW w:w="1923" w:type="dxa"/>
+            <w:tcW w:w="2019" w:type="dxa"/>
             <w:tcBorders/>
             <w:vAlign w:val="center"/>
           </w:tcPr>
@@ -3661,7 +3661,7 @@
         </w:trPr>
         <w:tc>
           <w:tcPr>
-            <w:tcW w:w="511" w:type="dxa"/>
+            <w:tcW w:w="494" w:type="dxa"/>
             <w:tcBorders/>
             <w:vAlign w:val="center"/>
           </w:tcPr>
@@ -3679,7 +3679,7 @@
         </w:tc>
         <w:tc>
           <w:tcPr>
-            <w:tcW w:w="3119" w:type="dxa"/>
+            <w:tcW w:w="3311" w:type="dxa"/>
             <w:tcBorders/>
             <w:vAlign w:val="center"/>
           </w:tcPr>
@@ -3697,7 +3697,7 @@
         </w:tc>
         <w:tc>
           <w:tcPr>
-            <w:tcW w:w="1923" w:type="dxa"/>
+            <w:tcW w:w="2019" w:type="dxa"/>
             <w:tcBorders/>
             <w:vAlign w:val="center"/>
           </w:tcPr>
@@ -3720,7 +3720,7 @@
         </w:trPr>
         <w:tc>
           <w:tcPr>
-            <w:tcW w:w="511" w:type="dxa"/>
+            <w:tcW w:w="494" w:type="dxa"/>
             <w:tcBorders/>
             <w:vAlign w:val="center"/>
           </w:tcPr>
@@ -3738,7 +3738,7 @@
         </w:tc>
         <w:tc>
           <w:tcPr>
-            <w:tcW w:w="3119" w:type="dxa"/>
+            <w:tcW w:w="3311" w:type="dxa"/>
             <w:tcBorders/>
             <w:vAlign w:val="center"/>
           </w:tcPr>
@@ -3756,7 +3756,7 @@
         </w:tc>
         <w:tc>
           <w:tcPr>
-            <w:tcW w:w="1923" w:type="dxa"/>
+            <w:tcW w:w="2019" w:type="dxa"/>
             <w:tcBorders/>
             <w:vAlign w:val="center"/>
           </w:tcPr>
@@ -3779,7 +3779,7 @@
         </w:trPr>
         <w:tc>
           <w:tcPr>
-            <w:tcW w:w="511" w:type="dxa"/>
+            <w:tcW w:w="494" w:type="dxa"/>
             <w:tcBorders>
               <w:bottom w:val="single" w:sz="8" w:space="0" w:color="auto"/>
             </w:tcBorders>
@@ -3798,7 +3798,7 @@
         </w:tc>
         <w:tc>
           <w:tcPr>
-            <w:tcW w:w="3119" w:type="dxa"/>
+            <w:tcW w:w="3311" w:type="dxa"/>
             <w:tcBorders>
               <w:bottom w:val="single" w:sz="8" w:space="0" w:color="auto"/>
             </w:tcBorders>
@@ -3817,7 +3817,7 @@
         </w:tc>
         <w:tc>
           <w:tcPr>
-            <w:tcW w:w="1923" w:type="dxa"/>
+            <w:tcW w:w="2019" w:type="dxa"/>
             <w:tcBorders>
               <w:bottom w:val="single" w:sz="8" w:space="0" w:color="auto"/>
             </w:tcBorders>
@@ -3846,7 +3846,7 @@
         <w:pStyle w:val="PPBodyMainText"/>
       </w:pPr>
       <w:r>
-        <w:t xml:space="preserve">Same-sex and opposite-sex spouses both map to husband/wife and both partner codes to unmarried partner. RELP 11 (roomer or boarder) has no successor, so it never occurs from 2019 onward. This removed category is itself a documented change that the localization can detect.</w:t>
+        <w:t xml:space="preserve">RELP 11 (roomer or boarder) has no successor, so it never occurs from 2019 on. The loss of this category is itself a documented change that the localization can pick up.</w:t>
       </w:r>
     </w:p>
     <w:p>
@@ -3865,7 +3865,7 @@
         <w:ind w:firstLine="0"/>
       </w:pPr>
       <w:r>
-        <w:t xml:space="preserve">Every stage of the pipeline writes its results to one file, which an interactive dashboard presents to the monitoring team. Fig. </w:t>
+        <w:t xml:space="preserve">A diagnosis is only useful if the team can read it. Every stage of the pipeline therefore writes its results to one file, which an interactive dashboard presents. Fig. </w:t>
       </w:r>
       <w:r>
         <w:t xml:space="preserve">S2</w:t>
@@ -3941,13 +3941,13 @@
         <w:pStyle w:val="PPBodyMainText"/>
       </w:pPr>
       <w:r>
-        <w:t xml:space="preserve">Panel (b) is the decision path of Fig. </w:t>
+        <w:t xml:space="preserve">Panel (b) applies the decision path of Fig. </w:t>
       </w:r>
       <w:r>
         <w:t xml:space="preserve">2</w:t>
       </w:r>
       <w:r>
-        <w:t xml:space="preserve"> applied to real windows. CA 2015 passes every label-free test. The audit then finds no significant accuracy drop, so the verdict is no drift. In CA 2016, CA 2018 and CA 2019 the predicted labels do not move, yet the feature tests reject and the shift survives the prior correction, so these windows are covariate shift. The remaining windows answer yes to every label-free question and are also covariate shift. Each view of the dashboard opens with the question it answers and ends with such a summary sentence, so a team can read the diagnosis without reading the code.</w:t>
+        <w:t xml:space="preserve"> to the real California (CA) windows. CA 2015 passes every label-free test. The audit then finds no significant drop in accuracy, so the verdict is no drift. In CA 2016, CA 2018 and CA 2019 the predicted labels stay where they were. The feature tests still reject and the shift survives the prior correction, so these windows are covariate shift. All other windows answer yes to every label-free question and are covariate shift as well. Each view of the dashboard opens with the question it answers and closes with a summary sentence of this kind, so a team can follow the diagnosis without reading the code.</w:t>
       </w:r>
     </w:p>
     <w:p>

--- a/ppeecs/build/PPEECS_supplement.docx
+++ b/ppeecs/build/PPEECS_supplement.docx
@@ -23,7 +23,7 @@
         <w:pStyle w:val="PPAuthors"/>
       </w:pPr>
       <w:r>
-        <w:t xml:space="preserve">Sanjay Mirchandani</w:t>
+        <w:t xml:space="preserve">Rahul Guhagarkar</w:t>
       </w:r>
       <w:r>
         <w:rPr>
@@ -41,7 +41,7 @@
         <w:t xml:space="preserve">1</w:t>
       </w:r>
       <w:r>
-        <w:t xml:space="preserve">, Rahul Guhagarkar</w:t>
+        <w:t xml:space="preserve">, Alok Pal</w:t>
       </w:r>
       <w:r>
         <w:rPr>
@@ -50,7 +50,7 @@
         <w:t xml:space="preserve">1</w:t>
       </w:r>
       <w:r>
-        <w:t xml:space="preserve">, Alok Pal</w:t>
+        <w:t xml:space="preserve">, Akul Patre</w:t>
       </w:r>
       <w:r>
         <w:rPr>
@@ -59,7 +59,7 @@
         <w:t xml:space="preserve">1</w:t>
       </w:r>
       <w:r>
-        <w:t xml:space="preserve">, Akul Patre</w:t>
+        <w:t xml:space="preserve">, Sanjay Mirchandani</w:t>
       </w:r>
       <w:r>
         <w:rPr>
@@ -115,7 +115,7 @@
           <w:rPr>
             <w:color w:val="275B9B"/>
           </w:rPr>
-          <w:t xml:space="preserve">sanjay.mirchandani@ves.ac.in</w:t>
+          <w:t xml:space="preserve">2023.rahul.guhagarkar@ves.ac.in</w:t>
         </w:r>
       </w:hyperlink>
     </w:p>

--- a/ppeecs/build/PPEECS_supplement.docx
+++ b/ppeecs/build/PPEECS_supplement.docx
@@ -146,7 +146,31 @@
         <w:ind w:firstLine="0"/>
       </w:pPr>
       <w:r>
-        <w:t xml:space="preserve">This supplement adds four pieces of detail to the main paper. It shows how the size of the delayed audit affects the diagnosis, reports the remediation triage for every real setting, lists how the relationship codes of the American Community Survey (ACS) were matched across their 2019 redesign and shows the dashboard through which the pipeline reports its results.</w:t>
+        <w:t xml:space="preserve">Four topics that the main paper only touches on are expanded here. Section </w:t>
+      </w:r>
+      <w:r>
+        <w:t xml:space="preserve">S1</w:t>
+      </w:r>
+      <w:r>
+        <w:t xml:space="preserve"> asks how many delayed labels the audit needs before its diagnosis settles. Section </w:t>
+      </w:r>
+      <w:r>
+        <w:t xml:space="preserve">S2</w:t>
+      </w:r>
+      <w:r>
+        <w:t xml:space="preserve"> breaks the remediation triage down by real setting, while Section </w:t>
+      </w:r>
+      <w:r>
+        <w:t xml:space="preserve">S3</w:t>
+      </w:r>
+      <w:r>
+        <w:t xml:space="preserve"> records how the relationship codes of the American Community Survey (ACS) were matched across their 2019 redesign. The last section, Section </w:t>
+      </w:r>
+      <w:r>
+        <w:t xml:space="preserve">S4</w:t>
+      </w:r>
+      <w:r>
+        <w:t xml:space="preserve">, presents the dashboard in which the pipeline displays its results.</w:t>
       </w:r>
     </w:p>
     <w:p>
